--- a/content/CP4807/CP4807-2 (1).docx
+++ b/content/CP4807/CP4807-2 (1).docx
@@ -185,7 +185,15 @@
           <w:p/>
           <w:p>
             <w:r>
-              <w:t xml:space="preserve">Microcontroller brains are not wired like human being’s. This has consequences for mathematics, variables and input output processes that you need to understand. </w:t>
+              <w:t xml:space="preserve">Microcontroller brains are not wired like human </w:t>
+            </w:r>
+            <w:proofErr w:type="gramStart"/>
+            <w:r>
+              <w:t>being’s</w:t>
+            </w:r>
+            <w:proofErr w:type="gramEnd"/>
+            <w:r>
+              <w:t xml:space="preserve">. This has consequences for mathematics, variables and input output processes that you need to understand. </w:t>
             </w:r>
           </w:p>
           <w:p/>
@@ -217,7 +225,7 @@
                 <w:noProof/>
               </w:rPr>
               <w:drawing>
-                <wp:inline distT="0" distB="0" distL="0" distR="0" wp14:anchorId="045AE015" wp14:editId="203696E0">
+                <wp:inline distT="0" distB="0" distL="0" distR="0" wp14:anchorId="045AE015" wp14:editId="300B66B7">
                   <wp:extent cx="1959428" cy="2048047"/>
                   <wp:effectExtent l="0" t="0" r="3175" b="0"/>
                   <wp:docPr id="644621396" name="binary.jpg" descr="A screen shot of numbers&#10;&#10;AI-generated content may be incorrect."/>
@@ -318,9 +326,9 @@
           <w:noProof/>
         </w:rPr>
         <w:drawing>
-          <wp:inline distT="0" distB="0" distL="0" distR="0" wp14:anchorId="729A5713" wp14:editId="3617C8A5">
+          <wp:inline distT="0" distB="0" distL="0" distR="0" wp14:anchorId="729A5713" wp14:editId="2BF8D228">
             <wp:extent cx="1440000" cy="331200"/>
-            <wp:effectExtent l="0" t="0" r="8255" b="12065"/>
+            <wp:effectExtent l="0" t="0" r="8255" b="0"/>
             <wp:docPr id="1015541492" name="youtube logo.png" descr="A black text on a white background&#10;&#10;AI-generated content may be incorrect."/>
             <wp:cNvGraphicFramePr>
               <a:graphicFrameLocks xmlns:a="http://schemas.openxmlformats.org/drawingml/2006/main" noChangeAspect="1"/>
@@ -333,7 +341,7 @@
                     <pic:cNvPicPr/>
                   </pic:nvPicPr>
                   <pic:blipFill>
-                    <a:blip r:link="rId10"/>
+                    <a:blip r:embed="rId10" r:link="rId11"/>
                     <a:stretch>
                       <a:fillRect/>
                     </a:stretch>
@@ -363,9 +371,9 @@
           <w:noProof/>
         </w:rPr>
         <w:drawing>
-          <wp:inline distT="0" distB="0" distL="0" distR="0" wp14:anchorId="48B55B95" wp14:editId="48849585">
+          <wp:inline distT="0" distB="0" distL="0" distR="0" wp14:anchorId="48B55B95" wp14:editId="24FA21B8">
             <wp:extent cx="3600000" cy="2023200"/>
-            <wp:effectExtent l="0" t="0" r="635" b="15240"/>
+            <wp:effectExtent l="0" t="0" r="635" b="0"/>
             <wp:docPr id="592689490" name="B H M N.jpg" descr="A screenshot of a computer&#10;&#10;AI-generated content may be incorrect."/>
             <wp:cNvGraphicFramePr>
               <a:graphicFrameLocks xmlns:a="http://schemas.openxmlformats.org/drawingml/2006/main" noChangeAspect="1"/>
@@ -378,7 +386,7 @@
                     <pic:cNvPicPr/>
                   </pic:nvPicPr>
                   <pic:blipFill>
-                    <a:blip r:link="rId11"/>
+                    <a:blip r:embed="rId12" r:link="rId13"/>
                     <a:stretch>
                       <a:fillRect/>
                     </a:stretch>
@@ -403,7 +411,7 @@
       <w:pPr>
         <w:pStyle w:val="YouTubelinkURL"/>
       </w:pPr>
-      <w:hyperlink r:id="rId12" w:history="1">
+      <w:hyperlink r:id="rId14" w:history="1">
         <w:r>
           <w:rPr>
             <w:rStyle w:val="Hyperlink"/>
@@ -434,7 +442,15 @@
         <w:t>Binary, Hex and Magic numbers</w:t>
       </w:r>
       <w:r>
-        <w:t xml:space="preserve">” on the Flowcode YouTube site. </w:t>
+        <w:t xml:space="preserve">” on the </w:t>
+      </w:r>
+      <w:proofErr w:type="spellStart"/>
+      <w:r>
+        <w:t>Flowcode</w:t>
+      </w:r>
+      <w:proofErr w:type="spellEnd"/>
+      <w:r>
+        <w:t xml:space="preserve"> YouTube site. </w:t>
       </w:r>
     </w:p>
     <w:p>
@@ -523,13 +539,37 @@
         <w:pStyle w:val="Bullet"/>
       </w:pPr>
       <w:r>
-        <w:t>Repeat the exercise but convert 3 binary 8 bit numbers into decimal.</w:t>
+        <w:t xml:space="preserve">Repeat the exercise but convert 3 </w:t>
+      </w:r>
+      <w:proofErr w:type="gramStart"/>
+      <w:r>
+        <w:t>binary</w:t>
+      </w:r>
+      <w:proofErr w:type="gramEnd"/>
+      <w:r>
+        <w:t xml:space="preserve"> </w:t>
+      </w:r>
+      <w:proofErr w:type="gramStart"/>
+      <w:r>
+        <w:t>8 bit</w:t>
+      </w:r>
+      <w:proofErr w:type="gramEnd"/>
+      <w:r>
+        <w:t xml:space="preserve"> numbers into decimal.</w:t>
       </w:r>
     </w:p>
     <w:p/>
     <w:p>
       <w:r>
-        <w:t xml:space="preserve">If you are using an ESP32 microcontroller this worksheet will present difficulties as the ESP32 is a 32 bit system and chip input output connections are complex. </w:t>
+        <w:t xml:space="preserve">If you are using an ESP32 microcontroller this worksheet will present difficulties as the ESP32 is a </w:t>
+      </w:r>
+      <w:proofErr w:type="gramStart"/>
+      <w:r>
+        <w:t>32 bit</w:t>
+      </w:r>
+      <w:proofErr w:type="gramEnd"/>
+      <w:r>
+        <w:t xml:space="preserve"> system and chip input output connections are complex. </w:t>
       </w:r>
     </w:p>
     <w:p/>
@@ -552,9 +592,9 @@
           <w:noProof/>
         </w:rPr>
         <w:drawing>
-          <wp:inline distT="0" distB="0" distL="0" distR="0" wp14:anchorId="4FBBF942" wp14:editId="531B5A4D">
+          <wp:inline distT="0" distB="0" distL="0" distR="0" wp14:anchorId="4FBBF942" wp14:editId="486BC998">
             <wp:extent cx="1440000" cy="331200"/>
-            <wp:effectExtent l="0" t="0" r="8255" b="12065"/>
+            <wp:effectExtent l="0" t="0" r="8255" b="0"/>
             <wp:docPr id="1748673497" name="youtube logo.png" descr="A black text on a white background&#10;&#10;AI-generated content may be incorrect."/>
             <wp:cNvGraphicFramePr>
               <a:graphicFrameLocks xmlns:a="http://schemas.openxmlformats.org/drawingml/2006/main" noChangeAspect="1"/>
@@ -567,7 +607,7 @@
                     <pic:cNvPicPr/>
                   </pic:nvPicPr>
                   <pic:blipFill>
-                    <a:blip r:link="rId10"/>
+                    <a:blip r:embed="rId10" r:link="rId11"/>
                     <a:stretch>
                       <a:fillRect/>
                     </a:stretch>
@@ -597,9 +637,9 @@
           <w:noProof/>
         </w:rPr>
         <w:drawing>
-          <wp:inline distT="0" distB="0" distL="0" distR="0" wp14:anchorId="6AD1605F" wp14:editId="2D5A338F">
+          <wp:inline distT="0" distB="0" distL="0" distR="0" wp14:anchorId="6AD1605F" wp14:editId="282B9C47">
             <wp:extent cx="3600000" cy="2023200"/>
-            <wp:effectExtent l="0" t="0" r="635" b="15240"/>
+            <wp:effectExtent l="0" t="0" r="635" b="0"/>
             <wp:docPr id="1004840978" name="counter.jpg" descr="A computer screen shot of a computer&#10;&#10;AI-generated content may be incorrect."/>
             <wp:cNvGraphicFramePr>
               <a:graphicFrameLocks xmlns:a="http://schemas.openxmlformats.org/drawingml/2006/main" noChangeAspect="1"/>
@@ -612,7 +652,7 @@
                     <pic:cNvPicPr/>
                   </pic:nvPicPr>
                   <pic:blipFill>
-                    <a:blip r:link="rId13"/>
+                    <a:blip r:embed="rId15" r:link="rId16"/>
                     <a:stretch>
                       <a:fillRect/>
                     </a:stretch>
@@ -637,7 +677,7 @@
       <w:pPr>
         <w:pStyle w:val="YouTubelinkURL"/>
       </w:pPr>
-      <w:hyperlink r:id="rId14" w:history="1">
+      <w:hyperlink r:id="rId17" w:history="1">
         <w:r>
           <w:rPr>
             <w:rStyle w:val="Hyperlink"/>
@@ -664,11 +704,24 @@
       <w:r>
         <w:t>Watch the video “</w:t>
       </w:r>
-      <w:r>
-        <w:t>Flowcode Embedded: a counter</w:t>
-      </w:r>
-      <w:r>
-        <w:t xml:space="preserve">” on the Flowcode YouTube site. </w:t>
+      <w:proofErr w:type="spellStart"/>
+      <w:r>
+        <w:t>Flowcode</w:t>
+      </w:r>
+      <w:proofErr w:type="spellEnd"/>
+      <w:r>
+        <w:t xml:space="preserve"> Embedded: a counter</w:t>
+      </w:r>
+      <w:r>
+        <w:t xml:space="preserve">” on the </w:t>
+      </w:r>
+      <w:proofErr w:type="spellStart"/>
+      <w:r>
+        <w:t>Flowcode</w:t>
+      </w:r>
+      <w:proofErr w:type="spellEnd"/>
+      <w:r>
+        <w:t xml:space="preserve"> YouTube site. </w:t>
       </w:r>
     </w:p>
     <w:p>
@@ -801,7 +854,21 @@
         <w:rPr>
           <w:rStyle w:val="NumberedbulletChar"/>
         </w:rPr>
-        <w:t xml:space="preserve">The Flowcode Wiki contains information on variable </w:t>
+        <w:t xml:space="preserve">The </w:t>
+      </w:r>
+      <w:proofErr w:type="spellStart"/>
+      <w:r>
+        <w:rPr>
+          <w:rStyle w:val="NumberedbulletChar"/>
+        </w:rPr>
+        <w:t>Flowcode</w:t>
+      </w:r>
+      <w:proofErr w:type="spellEnd"/>
+      <w:r>
+        <w:rPr>
+          <w:rStyle w:val="NumberedbulletChar"/>
+        </w:rPr>
+        <w:t xml:space="preserve"> Wiki contains information on variable </w:t>
       </w:r>
       <w:r>
         <w:rPr>
